--- a/Kubernetes/StatefullSet.docx
+++ b/Kubernetes/StatefullSet.docx
@@ -1,6 +1,6 @@
 
 <file path=word/document.xml><?xml version="1.0" encoding="utf-8"?>
-<w:document xmlns:wpc="http://schemas.microsoft.com/office/word/2010/wordprocessingCanvas" xmlns:mc="http://schemas.openxmlformats.org/markup-compatibility/2006" xmlns:o="urn:schemas-microsoft-com:office:office" xmlns:r="http://schemas.openxmlformats.org/officeDocument/2006/relationships" xmlns:m="http://schemas.openxmlformats.org/officeDocument/2006/math" xmlns:v="urn:schemas-microsoft-com:vml" xmlns:wp14="http://schemas.microsoft.com/office/word/2010/wordprocessingDrawing" xmlns:wp="http://schemas.openxmlformats.org/drawingml/2006/wordprocessingDrawing" xmlns:w10="urn:schemas-microsoft-com:office:word" xmlns:w="http://schemas.openxmlformats.org/wordprocessingml/2006/main" xmlns:w14="http://schemas.microsoft.com/office/word/2010/wordml" xmlns:w15="http://schemas.microsoft.com/office/word/2012/wordml" xmlns:wpg="http://schemas.microsoft.com/office/word/2010/wordprocessingGroup" xmlns:wpi="http://schemas.microsoft.com/office/word/2010/wordprocessingInk" xmlns:wne="http://schemas.microsoft.com/office/word/2006/wordml" xmlns:wps="http://schemas.microsoft.com/office/word/2010/wordprocessingShape" mc:Ignorable="w14 w15 wp14">
+<w:document xmlns:wpc="http://schemas.microsoft.com/office/word/2010/wordprocessingCanvas" xmlns:cx="http://schemas.microsoft.com/office/drawing/2014/chartex" xmlns:mc="http://schemas.openxmlformats.org/markup-compatibility/2006" xmlns:o="urn:schemas-microsoft-com:office:office" xmlns:r="http://schemas.openxmlformats.org/officeDocument/2006/relationships" xmlns:m="http://schemas.openxmlformats.org/officeDocument/2006/math" xmlns:v="urn:schemas-microsoft-com:vml" xmlns:wp14="http://schemas.microsoft.com/office/word/2010/wordprocessingDrawing" xmlns:wp="http://schemas.openxmlformats.org/drawingml/2006/wordprocessingDrawing" xmlns:w10="urn:schemas-microsoft-com:office:word" xmlns:w="http://schemas.openxmlformats.org/wordprocessingml/2006/main" xmlns:w14="http://schemas.microsoft.com/office/word/2010/wordml" xmlns:w15="http://schemas.microsoft.com/office/word/2012/wordml" xmlns:w16se="http://schemas.microsoft.com/office/word/2015/wordml/symex" xmlns:wpg="http://schemas.microsoft.com/office/word/2010/wordprocessingGroup" xmlns:wpi="http://schemas.microsoft.com/office/word/2010/wordprocessingInk" xmlns:wne="http://schemas.microsoft.com/office/word/2006/wordml" xmlns:wps="http://schemas.microsoft.com/office/word/2010/wordprocessingShape" mc:Ignorable="w14 w15 w16se wp14">
   <w:body>
     <w:p>
       <w:pPr>
@@ -12,6 +12,7 @@
           <w:szCs w:val="36"/>
         </w:rPr>
       </w:pPr>
+      <w:proofErr w:type="spellStart"/>
       <w:r>
         <w:rPr>
           <w:rFonts w:ascii="Times New Roman" w:hAnsi="Times New Roman" w:cs="Times New Roman"/>
@@ -32,6 +33,7 @@
         </w:rPr>
         <w:t>lSet</w:t>
       </w:r>
+      <w:proofErr w:type="spellEnd"/>
     </w:p>
     <w:p>
       <w:pPr>
@@ -104,8 +106,18 @@
           <w:sz w:val="24"/>
           <w:szCs w:val="24"/>
         </w:rPr>
-        <w:t>Подам присваивается имена с индексом от 0 по порядку 0 1 2 3 и тд</w:t>
-      </w:r>
+        <w:t xml:space="preserve">Подам присваивается имена с индексом от 0 по порядку 0 1 2 3 и </w:t>
+      </w:r>
+      <w:proofErr w:type="spellStart"/>
+      <w:r>
+        <w:rPr>
+          <w:rFonts w:ascii="Times New Roman" w:hAnsi="Times New Roman" w:cs="Times New Roman"/>
+          <w:sz w:val="24"/>
+          <w:szCs w:val="24"/>
+        </w:rPr>
+        <w:t>тд</w:t>
+      </w:r>
+      <w:proofErr w:type="spellEnd"/>
     </w:p>
     <w:p>
       <w:pPr>
@@ -123,6 +135,7 @@
         </w:rPr>
         <w:t xml:space="preserve">- </w:t>
       </w:r>
+      <w:proofErr w:type="spellStart"/>
       <w:r>
         <w:rPr>
           <w:rFonts w:ascii="Times New Roman" w:hAnsi="Times New Roman" w:cs="Times New Roman"/>
@@ -132,6 +145,7 @@
         </w:rPr>
         <w:t>StatefulSet</w:t>
       </w:r>
+      <w:proofErr w:type="spellEnd"/>
       <w:r>
         <w:rPr>
           <w:rFonts w:ascii="Times New Roman" w:hAnsi="Times New Roman" w:cs="Times New Roman"/>
@@ -205,7 +219,25 @@
           <w:sz w:val="24"/>
           <w:szCs w:val="24"/>
         </w:rPr>
-        <w:t>, чтобы соседи и, возможно, другие клиенты в кластере могли обращаться к поду по его хостнейму имени</w:t>
+        <w:t xml:space="preserve">, чтобы соседи и, возможно, другие клиенты в кластере могли обращаться к поду по его </w:t>
+      </w:r>
+      <w:proofErr w:type="spellStart"/>
+      <w:r>
+        <w:rPr>
+          <w:rFonts w:ascii="Times New Roman" w:hAnsi="Times New Roman" w:cs="Times New Roman"/>
+          <w:sz w:val="24"/>
+          <w:szCs w:val="24"/>
+        </w:rPr>
+        <w:t>хостнейму</w:t>
+      </w:r>
+      <w:proofErr w:type="spellEnd"/>
+      <w:r>
+        <w:rPr>
+          <w:rFonts w:ascii="Times New Roman" w:hAnsi="Times New Roman" w:cs="Times New Roman"/>
+          <w:sz w:val="24"/>
+          <w:szCs w:val="24"/>
+        </w:rPr>
+        <w:t xml:space="preserve"> имени</w:t>
       </w:r>
     </w:p>
     <w:p>
@@ -242,6 +274,7 @@
         </w:rPr>
         <w:t xml:space="preserve">, при создании </w:t>
       </w:r>
+      <w:proofErr w:type="spellStart"/>
       <w:r>
         <w:rPr>
           <w:rFonts w:ascii="Times New Roman" w:hAnsi="Times New Roman" w:cs="Times New Roman"/>
@@ -250,6 +283,7 @@
         </w:rPr>
         <w:t>StatefulSet</w:t>
       </w:r>
+      <w:proofErr w:type="spellEnd"/>
       <w:r>
         <w:rPr>
           <w:rFonts w:ascii="Times New Roman" w:hAnsi="Times New Roman" w:cs="Times New Roman"/>
@@ -275,6 +309,7 @@
         </w:rPr>
         <w:t xml:space="preserve"> - </w:t>
       </w:r>
+      <w:proofErr w:type="spellStart"/>
       <w:r>
         <w:rPr>
           <w:rFonts w:ascii="Times New Roman" w:hAnsi="Times New Roman" w:cs="Times New Roman"/>
@@ -284,6 +319,7 @@
         </w:rPr>
         <w:t>serviceName</w:t>
       </w:r>
+      <w:proofErr w:type="spellEnd"/>
       <w:r>
         <w:rPr>
           <w:rFonts w:ascii="Times New Roman" w:hAnsi="Times New Roman" w:cs="Times New Roman"/>
@@ -377,8 +413,19 @@
           <w:sz w:val="24"/>
           <w:szCs w:val="24"/>
         </w:rPr>
-        <w:t>При замене удаленного пода новый получает тоже самое имя и хостнейм</w:t>
-      </w:r>
+        <w:t xml:space="preserve">При замене удаленного пода новый получает тоже самое имя и </w:t>
+      </w:r>
+      <w:proofErr w:type="spellStart"/>
+      <w:r>
+        <w:rPr>
+          <w:rFonts w:ascii="Times New Roman" w:hAnsi="Times New Roman" w:cs="Times New Roman"/>
+          <w:i/>
+          <w:sz w:val="24"/>
+          <w:szCs w:val="24"/>
+        </w:rPr>
+        <w:t>хостнейм</w:t>
+      </w:r>
+      <w:proofErr w:type="spellEnd"/>
       <w:r>
         <w:rPr>
           <w:rFonts w:ascii="Times New Roman" w:hAnsi="Times New Roman" w:cs="Times New Roman"/>
@@ -473,7 +520,18 @@
           <w:sz w:val="24"/>
           <w:szCs w:val="24"/>
         </w:rPr>
-        <w:t xml:space="preserve">Масшатабирование вниз: </w:t>
+        <w:t>Масш</w:t>
+      </w:r>
+      <w:bookmarkStart w:id="0" w:name="_GoBack"/>
+      <w:bookmarkEnd w:id="0"/>
+      <w:r>
+        <w:rPr>
+          <w:rFonts w:ascii="Times New Roman" w:hAnsi="Times New Roman" w:cs="Times New Roman"/>
+          <w:i/>
+          <w:sz w:val="24"/>
+          <w:szCs w:val="24"/>
+        </w:rPr>
+        <w:t xml:space="preserve">табирование вниз: </w:t>
       </w:r>
     </w:p>
     <w:p>
@@ -740,6 +798,7 @@
         </w:rPr>
         <w:t xml:space="preserve">манифесте </w:t>
       </w:r>
+      <w:proofErr w:type="spellStart"/>
       <w:r>
         <w:rPr>
           <w:rFonts w:ascii="Times New Roman" w:hAnsi="Times New Roman" w:cs="Times New Roman"/>
@@ -749,6 +808,7 @@
         </w:rPr>
         <w:t>statefulset</w:t>
       </w:r>
+      <w:proofErr w:type="spellEnd"/>
       <w:r>
         <w:rPr>
           <w:rFonts w:ascii="Times New Roman" w:hAnsi="Times New Roman" w:cs="Times New Roman"/>
@@ -831,7 +891,25 @@
           <w:sz w:val="24"/>
           <w:szCs w:val="24"/>
         </w:rPr>
-        <w:t xml:space="preserve"> к ноде </w:t>
+        <w:t xml:space="preserve"> к </w:t>
+      </w:r>
+      <w:proofErr w:type="spellStart"/>
+      <w:r>
+        <w:rPr>
+          <w:rFonts w:ascii="Times New Roman" w:hAnsi="Times New Roman" w:cs="Times New Roman"/>
+          <w:sz w:val="24"/>
+          <w:szCs w:val="24"/>
+        </w:rPr>
+        <w:t>ноде</w:t>
+      </w:r>
+      <w:proofErr w:type="spellEnd"/>
+      <w:r>
+        <w:rPr>
+          <w:rFonts w:ascii="Times New Roman" w:hAnsi="Times New Roman" w:cs="Times New Roman"/>
+          <w:sz w:val="24"/>
+          <w:szCs w:val="24"/>
+        </w:rPr>
+        <w:t xml:space="preserve"> </w:t>
       </w:r>
     </w:p>
     <w:p>
@@ -931,6 +1009,7 @@
         <w:lastRenderedPageBreak/>
         <w:t xml:space="preserve">Манифесты </w:t>
       </w:r>
+      <w:proofErr w:type="spellStart"/>
       <w:r>
         <w:rPr>
           <w:rFonts w:ascii="Times New Roman" w:hAnsi="Times New Roman" w:cs="Times New Roman"/>
@@ -941,6 +1020,7 @@
         </w:rPr>
         <w:t>Statefulset</w:t>
       </w:r>
+      <w:proofErr w:type="spellEnd"/>
       <w:r>
         <w:rPr>
           <w:rFonts w:ascii="Times New Roman" w:hAnsi="Times New Roman" w:cs="Times New Roman"/>
@@ -1358,6 +1438,7 @@
         </w:rPr>
         <w:t xml:space="preserve">а и хранилища остаются прежними, при удалении пода, </w:t>
       </w:r>
+      <w:proofErr w:type="spellStart"/>
       <w:r>
         <w:rPr>
           <w:rFonts w:ascii="Times New Roman" w:hAnsi="Times New Roman" w:cs="Times New Roman"/>
@@ -1367,6 +1448,7 @@
         </w:rPr>
         <w:t>statefulset</w:t>
       </w:r>
+      <w:proofErr w:type="spellEnd"/>
       <w:r>
         <w:rPr>
           <w:rFonts w:ascii="Times New Roman" w:hAnsi="Times New Roman" w:cs="Times New Roman"/>
@@ -1392,6 +1474,7 @@
           <w:szCs w:val="24"/>
         </w:rPr>
       </w:pPr>
+      <w:proofErr w:type="spellStart"/>
       <w:r>
         <w:rPr>
           <w:rFonts w:ascii="Times New Roman" w:hAnsi="Times New Roman" w:cs="Times New Roman"/>
@@ -1402,6 +1485,7 @@
         </w:rPr>
         <w:t>kubectl</w:t>
       </w:r>
+      <w:proofErr w:type="spellEnd"/>
       <w:r>
         <w:rPr>
           <w:rFonts w:ascii="Times New Roman" w:hAnsi="Times New Roman" w:cs="Times New Roman"/>
@@ -1430,6 +1514,7 @@
         </w:rPr>
         <w:t xml:space="preserve"> </w:t>
       </w:r>
+      <w:proofErr w:type="spellStart"/>
       <w:r>
         <w:rPr>
           <w:rFonts w:ascii="Times New Roman" w:hAnsi="Times New Roman" w:cs="Times New Roman"/>
@@ -1440,6 +1525,7 @@
         </w:rPr>
         <w:t>po</w:t>
       </w:r>
+      <w:proofErr w:type="spellEnd"/>
       <w:r>
         <w:rPr>
           <w:rFonts w:ascii="Times New Roman" w:hAnsi="Times New Roman" w:cs="Times New Roman"/>
@@ -1449,6 +1535,7 @@
         </w:rPr>
         <w:t xml:space="preserve"> </w:t>
       </w:r>
+      <w:proofErr w:type="spellStart"/>
       <w:r>
         <w:rPr>
           <w:rFonts w:ascii="Times New Roman" w:hAnsi="Times New Roman" w:cs="Times New Roman"/>
@@ -1459,6 +1546,7 @@
         </w:rPr>
         <w:t>kubia</w:t>
       </w:r>
+      <w:proofErr w:type="spellEnd"/>
       <w:r>
         <w:rPr>
           <w:rFonts w:ascii="Times New Roman" w:hAnsi="Times New Roman" w:cs="Times New Roman"/>
@@ -1533,8 +1621,6 @@
         </w:rPr>
         <w:t xml:space="preserve"> </w:t>
       </w:r>
-      <w:bookmarkStart w:id="0" w:name="_GoBack"/>
-      <w:bookmarkEnd w:id="0"/>
       <w:r>
         <w:rPr>
           <w:rFonts w:ascii="Times New Roman" w:hAnsi="Times New Roman" w:cs="Times New Roman"/>
@@ -1589,7 +1675,25 @@
           <w:sz w:val="24"/>
           <w:szCs w:val="24"/>
         </w:rPr>
-        <w:t>если нода недоступна</w:t>
+        <w:t xml:space="preserve">если </w:t>
+      </w:r>
+      <w:proofErr w:type="spellStart"/>
+      <w:r>
+        <w:rPr>
+          <w:rFonts w:ascii="Times New Roman" w:hAnsi="Times New Roman" w:cs="Times New Roman"/>
+          <w:sz w:val="24"/>
+          <w:szCs w:val="24"/>
+        </w:rPr>
+        <w:t>нода</w:t>
+      </w:r>
+      <w:proofErr w:type="spellEnd"/>
+      <w:r>
+        <w:rPr>
+          <w:rFonts w:ascii="Times New Roman" w:hAnsi="Times New Roman" w:cs="Times New Roman"/>
+          <w:sz w:val="24"/>
+          <w:szCs w:val="24"/>
+        </w:rPr>
+        <w:t xml:space="preserve"> недоступна</w:t>
       </w:r>
       <w:r>
         <w:rPr>
@@ -1628,6 +1732,7 @@
         </w:rPr>
         <w:t xml:space="preserve">Вывод основных данных по </w:t>
       </w:r>
+      <w:proofErr w:type="spellStart"/>
       <w:r>
         <w:rPr>
           <w:rFonts w:ascii="Times New Roman" w:hAnsi="Times New Roman" w:cs="Times New Roman"/>
@@ -1638,6 +1743,7 @@
         </w:rPr>
         <w:t>StatefulSet</w:t>
       </w:r>
+      <w:proofErr w:type="spellEnd"/>
       <w:r>
         <w:rPr>
           <w:rFonts w:ascii="Times New Roman" w:hAnsi="Times New Roman" w:cs="Times New Roman"/>
@@ -1718,7 +1824,7 @@
 </file>
 
 <file path=word/numbering.xml><?xml version="1.0" encoding="utf-8"?>
-<w:numbering xmlns:wpc="http://schemas.microsoft.com/office/word/2010/wordprocessingCanvas" xmlns:mc="http://schemas.openxmlformats.org/markup-compatibility/2006" xmlns:o="urn:schemas-microsoft-com:office:office" xmlns:r="http://schemas.openxmlformats.org/officeDocument/2006/relationships" xmlns:m="http://schemas.openxmlformats.org/officeDocument/2006/math" xmlns:v="urn:schemas-microsoft-com:vml" xmlns:wp14="http://schemas.microsoft.com/office/word/2010/wordprocessingDrawing" xmlns:wp="http://schemas.openxmlformats.org/drawingml/2006/wordprocessingDrawing" xmlns:w10="urn:schemas-microsoft-com:office:word" xmlns:w="http://schemas.openxmlformats.org/wordprocessingml/2006/main" xmlns:w14="http://schemas.microsoft.com/office/word/2010/wordml" xmlns:w15="http://schemas.microsoft.com/office/word/2012/wordml" xmlns:wpg="http://schemas.microsoft.com/office/word/2010/wordprocessingGroup" xmlns:wpi="http://schemas.microsoft.com/office/word/2010/wordprocessingInk" xmlns:wne="http://schemas.microsoft.com/office/word/2006/wordml" xmlns:wps="http://schemas.microsoft.com/office/word/2010/wordprocessingShape" mc:Ignorable="w14 w15 wp14">
+<w:numbering xmlns:wpc="http://schemas.microsoft.com/office/word/2010/wordprocessingCanvas" xmlns:cx="http://schemas.microsoft.com/office/drawing/2014/chartex" xmlns:mc="http://schemas.openxmlformats.org/markup-compatibility/2006" xmlns:o="urn:schemas-microsoft-com:office:office" xmlns:r="http://schemas.openxmlformats.org/officeDocument/2006/relationships" xmlns:m="http://schemas.openxmlformats.org/officeDocument/2006/math" xmlns:v="urn:schemas-microsoft-com:vml" xmlns:wp14="http://schemas.microsoft.com/office/word/2010/wordprocessingDrawing" xmlns:wp="http://schemas.openxmlformats.org/drawingml/2006/wordprocessingDrawing" xmlns:w10="urn:schemas-microsoft-com:office:word" xmlns:w="http://schemas.openxmlformats.org/wordprocessingml/2006/main" xmlns:w14="http://schemas.microsoft.com/office/word/2010/wordml" xmlns:w15="http://schemas.microsoft.com/office/word/2012/wordml" xmlns:w16se="http://schemas.microsoft.com/office/word/2015/wordml/symex" xmlns:wpg="http://schemas.microsoft.com/office/word/2010/wordprocessingGroup" xmlns:wpi="http://schemas.microsoft.com/office/word/2010/wordprocessingInk" xmlns:wne="http://schemas.microsoft.com/office/word/2006/wordml" xmlns:wps="http://schemas.microsoft.com/office/word/2010/wordprocessingShape" mc:Ignorable="w14 w15 w16se wp14">
   <w:abstractNum w:abstractNumId="0" w15:restartNumberingAfterBreak="0">
     <w:nsid w:val="17584AD8"/>
     <w:multiLevelType w:val="hybridMultilevel"/>
@@ -1953,7 +2059,7 @@
 </file>
 
 <file path=word/styles.xml><?xml version="1.0" encoding="utf-8"?>
-<w:styles xmlns:mc="http://schemas.openxmlformats.org/markup-compatibility/2006" xmlns:r="http://schemas.openxmlformats.org/officeDocument/2006/relationships" xmlns:w="http://schemas.openxmlformats.org/wordprocessingml/2006/main" xmlns:w14="http://schemas.microsoft.com/office/word/2010/wordml" xmlns:w15="http://schemas.microsoft.com/office/word/2012/wordml" mc:Ignorable="w14 w15">
+<w:styles xmlns:mc="http://schemas.openxmlformats.org/markup-compatibility/2006" xmlns:r="http://schemas.openxmlformats.org/officeDocument/2006/relationships" xmlns:w="http://schemas.openxmlformats.org/wordprocessingml/2006/main" xmlns:w14="http://schemas.microsoft.com/office/word/2010/wordml" xmlns:w15="http://schemas.microsoft.com/office/word/2012/wordml" xmlns:w16se="http://schemas.microsoft.com/office/word/2015/wordml/symex" mc:Ignorable="w14 w15 w16se">
   <w:docDefaults>
     <w:rPrDefault>
       <w:rPr>
@@ -2653,7 +2759,7 @@
 </file>
 
 <file path=customXml/itemProps1.xml><?xml version="1.0" encoding="utf-8"?>
-<ds:datastoreItem xmlns:ds="http://schemas.openxmlformats.org/officeDocument/2006/customXml" ds:itemID="{67EAD8DC-0965-4F10-B865-16DDFF310F2F}">
+<ds:datastoreItem xmlns:ds="http://schemas.openxmlformats.org/officeDocument/2006/customXml" ds:itemID="{A3CDF315-EB60-4342-875D-626CCD5A9BED}">
   <ds:schemaRefs>
     <ds:schemaRef ds:uri="http://schemas.openxmlformats.org/officeDocument/2006/bibliography"/>
   </ds:schemaRefs>
